--- a/backend/seeds/templates/Certificate of Indigency.docx
+++ b/backend/seeds/templates/Certificate of Indigency.docx
@@ -24,13 +24,13 @@
         <mc:AlternateContent>
           <mc:Choice Requires="wps">
             <w:drawing>
-              <wp:anchor distT="0" distB="0" distL="114300" distR="114300" simplePos="0" relativeHeight="251667456" behindDoc="0" locked="0" layoutInCell="1" allowOverlap="1" wp14:anchorId="72057FC3" wp14:editId="4E96D17F">
+              <wp:anchor distT="0" distB="0" distL="114300" distR="114300" simplePos="0" relativeHeight="251667456" behindDoc="0" locked="0" layoutInCell="1" allowOverlap="1" wp14:anchorId="72057FC3" wp14:editId="70C7D97D">
                 <wp:simplePos x="0" y="0"/>
                 <wp:positionH relativeFrom="column">
-                  <wp:posOffset>5181112</wp:posOffset>
+                  <wp:posOffset>5180965</wp:posOffset>
                 </wp:positionH>
                 <wp:positionV relativeFrom="paragraph">
-                  <wp:posOffset>71755</wp:posOffset>
+                  <wp:posOffset>90805</wp:posOffset>
                 </wp:positionV>
                 <wp:extent cx="1497037" cy="281940"/>
                 <wp:effectExtent l="0" t="0" r="0" b="3810"/>
@@ -69,21 +69,7 @@
                                 <w:b/>
                                 <w:bCs/>
                               </w:rPr>
-                              <w:t xml:space="preserve">{{ </w:t>
-                            </w:r>
-                            <w:r>
-                              <w:rPr>
-                                <w:b/>
-                                <w:bCs/>
-                              </w:rPr>
-                              <w:t>date_today</w:t>
-                            </w:r>
-                            <w:r>
-                              <w:rPr>
-                                <w:b/>
-                                <w:bCs/>
-                              </w:rPr>
-                              <w:t xml:space="preserve"> }}</w:t>
+                              <w:t>{{ date_today }}</w:t>
                             </w:r>
                           </w:p>
                         </w:txbxContent>
@@ -109,7 +95,7 @@
                 <v:stroke joinstyle="miter"/>
                 <v:path gradientshapeok="t" o:connecttype="rect"/>
               </v:shapetype>
-              <v:shape id="Text Box 4" o:spid="_x0000_s1026" type="#_x0000_t202" style="position:absolute;margin-left:407.95pt;margin-top:5.65pt;width:117.9pt;height:22.2pt;z-index:251667456;visibility:visible;mso-wrap-style:square;mso-width-percent:0;mso-wrap-distance-left:9pt;mso-wrap-distance-top:0;mso-wrap-distance-right:9pt;mso-wrap-distance-bottom:0;mso-position-horizontal:absolute;mso-position-horizontal-relative:text;mso-position-vertical:absolute;mso-position-vertical-relative:text;mso-width-percent:0;mso-width-relative:margin;v-text-anchor:top" o:gfxdata="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" filled="f" stroked="f" strokeweight=".5pt">
+              <v:shape id="Text Box 4" o:spid="_x0000_s1026" type="#_x0000_t202" style="position:absolute;margin-left:407.95pt;margin-top:7.15pt;width:117.9pt;height:22.2pt;z-index:251667456;visibility:visible;mso-wrap-style:square;mso-width-percent:0;mso-wrap-distance-left:9pt;mso-wrap-distance-top:0;mso-wrap-distance-right:9pt;mso-wrap-distance-bottom:0;mso-position-horizontal:absolute;mso-position-horizontal-relative:text;mso-position-vertical:absolute;mso-position-vertical-relative:text;mso-width-percent:0;mso-width-relative:margin;v-text-anchor:top" o:gfxdata="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" filled="f" stroked="f" strokeweight=".5pt">
                 <v:textbox>
                   <w:txbxContent>
                     <w:p>
@@ -125,21 +111,7 @@
                           <w:b/>
                           <w:bCs/>
                         </w:rPr>
-                        <w:t xml:space="preserve">{{ </w:t>
-                      </w:r>
-                      <w:r>
-                        <w:rPr>
-                          <w:b/>
-                          <w:bCs/>
-                        </w:rPr>
-                        <w:t>date_today</w:t>
-                      </w:r>
-                      <w:r>
-                        <w:rPr>
-                          <w:b/>
-                          <w:bCs/>
-                        </w:rPr>
-                        <w:t xml:space="preserve"> }}</w:t>
+                        <w:t>{{ date_today }}</w:t>
                       </w:r>
                     </w:p>
                   </w:txbxContent>
@@ -248,6 +220,9 @@
         </w:rPr>
       </w:pPr>
       <w:r>
+        <w:rPr>
+          <w:noProof/>
+        </w:rPr>
         <w:drawing>
           <wp:anchor distT="0" distB="0" distL="114300" distR="114300" simplePos="0" relativeHeight="251660288" behindDoc="1" locked="0" layoutInCell="1" allowOverlap="1" wp14:anchorId="413BA409" wp14:editId="29F59F36">
             <wp:simplePos x="0" y="0"/>
@@ -345,13 +320,13 @@
         <mc:AlternateContent>
           <mc:Choice Requires="wps">
             <w:drawing>
-              <wp:anchor distT="0" distB="0" distL="114300" distR="114300" simplePos="0" relativeHeight="251663360" behindDoc="0" locked="0" layoutInCell="1" allowOverlap="1" wp14:anchorId="53F4C193" wp14:editId="2BDCC9E3">
+              <wp:anchor distT="0" distB="0" distL="114300" distR="114300" simplePos="0" relativeHeight="251663360" behindDoc="0" locked="0" layoutInCell="1" allowOverlap="1" wp14:anchorId="53F4C193" wp14:editId="33C941E5">
                 <wp:simplePos x="0" y="0"/>
                 <wp:positionH relativeFrom="page">
                   <wp:posOffset>6014720</wp:posOffset>
                 </wp:positionH>
                 <wp:positionV relativeFrom="paragraph">
-                  <wp:posOffset>243840</wp:posOffset>
+                  <wp:posOffset>272415</wp:posOffset>
                 </wp:positionV>
                 <wp:extent cx="680720" cy="281940"/>
                 <wp:effectExtent l="0" t="0" r="0" b="3810"/>
@@ -390,21 +365,7 @@
                                 <w:b/>
                                 <w:bCs/>
                               </w:rPr>
-                              <w:t xml:space="preserve">{{ </w:t>
-                            </w:r>
-                            <w:r>
-                              <w:rPr>
-                                <w:b/>
-                                <w:bCs/>
-                              </w:rPr>
-                              <w:t>age</w:t>
-                            </w:r>
-                            <w:r>
-                              <w:rPr>
-                                <w:b/>
-                                <w:bCs/>
-                              </w:rPr>
-                              <w:t xml:space="preserve"> }}</w:t>
+                              <w:t>{{ age }}</w:t>
                             </w:r>
                           </w:p>
                         </w:txbxContent>
@@ -426,7 +387,7 @@
           </mc:Choice>
           <mc:Fallback>
             <w:pict>
-              <v:shape w14:anchorId="53F4C193" id="_x0000_s1028" type="#_x0000_t202" style="position:absolute;margin-left:473.6pt;margin-top:19.2pt;width:53.6pt;height:22.2pt;z-index:251663360;visibility:visible;mso-wrap-style:square;mso-width-percent:0;mso-wrap-distance-left:9pt;mso-wrap-distance-top:0;mso-wrap-distance-right:9pt;mso-wrap-distance-bottom:0;mso-position-horizontal:absolute;mso-position-horizontal-relative:page;mso-position-vertical:absolute;mso-position-vertical-relative:text;mso-width-percent:0;mso-width-relative:margin;v-text-anchor:top" o:gfxdata="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" filled="f" stroked="f" strokeweight=".5pt">
+              <v:shape w14:anchorId="53F4C193" id="_x0000_s1028" type="#_x0000_t202" style="position:absolute;margin-left:473.6pt;margin-top:21.45pt;width:53.6pt;height:22.2pt;z-index:251663360;visibility:visible;mso-wrap-style:square;mso-width-percent:0;mso-wrap-distance-left:9pt;mso-wrap-distance-top:0;mso-wrap-distance-right:9pt;mso-wrap-distance-bottom:0;mso-position-horizontal:absolute;mso-position-horizontal-relative:page;mso-position-vertical:absolute;mso-position-vertical-relative:text;mso-width-percent:0;mso-width-relative:margin;v-text-anchor:top" o:gfxdata="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" filled="f" stroked="f" strokeweight=".5pt">
                 <v:textbox>
                   <w:txbxContent>
                     <w:p>
@@ -442,21 +403,7 @@
                           <w:b/>
                           <w:bCs/>
                         </w:rPr>
-                        <w:t xml:space="preserve">{{ </w:t>
-                      </w:r>
-                      <w:r>
-                        <w:rPr>
-                          <w:b/>
-                          <w:bCs/>
-                        </w:rPr>
-                        <w:t>age</w:t>
-                      </w:r>
-                      <w:r>
-                        <w:rPr>
-                          <w:b/>
-                          <w:bCs/>
-                        </w:rPr>
-                        <w:t xml:space="preserve"> }}</w:t>
+                        <w:t>{{ age }}</w:t>
                       </w:r>
                     </w:p>
                   </w:txbxContent>
@@ -476,13 +423,13 @@
         <mc:AlternateContent>
           <mc:Choice Requires="wps">
             <w:drawing>
-              <wp:anchor distT="0" distB="0" distL="114300" distR="114300" simplePos="0" relativeHeight="251661312" behindDoc="0" locked="0" layoutInCell="1" allowOverlap="1" wp14:anchorId="52E234BE" wp14:editId="4CDD13B5">
+              <wp:anchor distT="0" distB="0" distL="114300" distR="114300" simplePos="0" relativeHeight="251661312" behindDoc="0" locked="0" layoutInCell="1" allowOverlap="1" wp14:anchorId="52E234BE" wp14:editId="684FBAA5">
                 <wp:simplePos x="0" y="0"/>
                 <wp:positionH relativeFrom="column">
                   <wp:posOffset>2232660</wp:posOffset>
                 </wp:positionH>
                 <wp:positionV relativeFrom="paragraph">
-                  <wp:posOffset>241300</wp:posOffset>
+                  <wp:posOffset>279400</wp:posOffset>
                 </wp:positionV>
                 <wp:extent cx="2804160" cy="281940"/>
                 <wp:effectExtent l="0" t="0" r="0" b="3810"/>
@@ -540,7 +487,7 @@
           </mc:Choice>
           <mc:Fallback>
             <w:pict>
-              <v:shape w14:anchorId="52E234BE" id="_x0000_s1029" type="#_x0000_t202" style="position:absolute;margin-left:175.8pt;margin-top:19pt;width:220.8pt;height:22.2pt;z-index:251661312;visibility:visible;mso-wrap-style:square;mso-wrap-distance-left:9pt;mso-wrap-distance-top:0;mso-wrap-distance-right:9pt;mso-wrap-distance-bottom:0;mso-position-horizontal:absolute;mso-position-horizontal-relative:text;mso-position-vertical:absolute;mso-position-vertical-relative:text;v-text-anchor:top" o:gfxdata="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" filled="f" stroked="f" strokeweight=".5pt">
+              <v:shape w14:anchorId="52E234BE" id="_x0000_s1029" type="#_x0000_t202" style="position:absolute;margin-left:175.8pt;margin-top:22pt;width:220.8pt;height:22.2pt;z-index:251661312;visibility:visible;mso-wrap-style:square;mso-wrap-distance-left:9pt;mso-wrap-distance-top:0;mso-wrap-distance-right:9pt;mso-wrap-distance-bottom:0;mso-position-horizontal:absolute;mso-position-horizontal-relative:text;mso-position-vertical:absolute;mso-position-vertical-relative:text;v-text-anchor:top" o:gfxdata="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" filled="f" stroked="f" strokeweight=".5pt">
                 <v:textbox>
                   <w:txbxContent>
                     <w:p>
@@ -606,16 +553,16 @@
         <mc:AlternateContent>
           <mc:Choice Requires="wps">
             <w:drawing>
-              <wp:anchor distT="0" distB="0" distL="114300" distR="114300" simplePos="0" relativeHeight="251665408" behindDoc="0" locked="0" layoutInCell="1" allowOverlap="1" wp14:anchorId="47D3ABA8" wp14:editId="2582D53C">
+              <wp:anchor distT="0" distB="0" distL="114300" distR="114300" simplePos="0" relativeHeight="251665408" behindDoc="0" locked="0" layoutInCell="1" allowOverlap="1" wp14:anchorId="47D3ABA8" wp14:editId="72E9F133">
                 <wp:simplePos x="0" y="0"/>
                 <wp:positionH relativeFrom="page">
-                  <wp:posOffset>2275840</wp:posOffset>
+                  <wp:posOffset>2276475</wp:posOffset>
                 </wp:positionH>
                 <wp:positionV relativeFrom="paragraph">
-                  <wp:posOffset>867410</wp:posOffset>
+                  <wp:posOffset>892810</wp:posOffset>
                 </wp:positionV>
-                <wp:extent cx="2087880" cy="281940"/>
-                <wp:effectExtent l="0" t="0" r="0" b="3810"/>
+                <wp:extent cx="2087880" cy="647700"/>
+                <wp:effectExtent l="0" t="0" r="0" b="0"/>
                 <wp:wrapNone/>
                 <wp:docPr id="1121973810" name="Text Box 4"/>
                 <wp:cNvGraphicFramePr/>
@@ -626,7 +573,7 @@
                       <wps:spPr>
                         <a:xfrm>
                           <a:off x="0" y="0"/>
-                          <a:ext cx="2087880" cy="281940"/>
+                          <a:ext cx="2087880" cy="647700"/>
                         </a:xfrm>
                         <a:prstGeom prst="rect">
                           <a:avLst/>
@@ -651,21 +598,7 @@
                                 <w:b/>
                                 <w:bCs/>
                               </w:rPr>
-                              <w:t xml:space="preserve">{{ </w:t>
-                            </w:r>
-                            <w:r>
-                              <w:rPr>
-                                <w:b/>
-                                <w:bCs/>
-                              </w:rPr>
-                              <w:t>purpose</w:t>
-                            </w:r>
-                            <w:r>
-                              <w:rPr>
-                                <w:b/>
-                                <w:bCs/>
-                              </w:rPr>
-                              <w:t xml:space="preserve"> }}</w:t>
+                              <w:t>{{ purpose }}</w:t>
                             </w:r>
                           </w:p>
                         </w:txbxContent>
@@ -682,12 +615,15 @@
                 <wp14:sizeRelH relativeFrom="margin">
                   <wp14:pctWidth>0</wp14:pctWidth>
                 </wp14:sizeRelH>
+                <wp14:sizeRelV relativeFrom="margin">
+                  <wp14:pctHeight>0</wp14:pctHeight>
+                </wp14:sizeRelV>
               </wp:anchor>
             </w:drawing>
           </mc:Choice>
           <mc:Fallback>
             <w:pict>
-              <v:shape w14:anchorId="47D3ABA8" id="_x0000_s1030" type="#_x0000_t202" style="position:absolute;margin-left:179.2pt;margin-top:68.3pt;width:164.4pt;height:22.2pt;z-index:251665408;visibility:visible;mso-wrap-style:square;mso-width-percent:0;mso-wrap-distance-left:9pt;mso-wrap-distance-top:0;mso-wrap-distance-right:9pt;mso-wrap-distance-bottom:0;mso-position-horizontal:absolute;mso-position-horizontal-relative:page;mso-position-vertical:absolute;mso-position-vertical-relative:text;mso-width-percent:0;mso-width-relative:margin;v-text-anchor:top" o:gfxdata="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" filled="f" stroked="f" strokeweight=".5pt">
+              <v:shape w14:anchorId="47D3ABA8" id="_x0000_s1030" type="#_x0000_t202" style="position:absolute;margin-left:179.25pt;margin-top:70.3pt;width:164.4pt;height:51pt;z-index:251665408;visibility:visible;mso-wrap-style:square;mso-width-percent:0;mso-height-percent:0;mso-wrap-distance-left:9pt;mso-wrap-distance-top:0;mso-wrap-distance-right:9pt;mso-wrap-distance-bottom:0;mso-position-horizontal:absolute;mso-position-horizontal-relative:page;mso-position-vertical:absolute;mso-position-vertical-relative:text;mso-width-percent:0;mso-height-percent:0;mso-width-relative:margin;mso-height-relative:margin;v-text-anchor:top" o:gfxdata="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" filled="f" stroked="f" strokeweight=".5pt">
                 <v:textbox>
                   <w:txbxContent>
                     <w:p>
@@ -703,21 +639,7 @@
                           <w:b/>
                           <w:bCs/>
                         </w:rPr>
-                        <w:t xml:space="preserve">{{ </w:t>
-                      </w:r>
-                      <w:r>
-                        <w:rPr>
-                          <w:b/>
-                          <w:bCs/>
-                        </w:rPr>
-                        <w:t>purpose</w:t>
-                      </w:r>
-                      <w:r>
-                        <w:rPr>
-                          <w:b/>
-                          <w:bCs/>
-                        </w:rPr>
-                        <w:t xml:space="preserve"> }}</w:t>
+                        <w:t>{{ purpose }}</w:t>
                       </w:r>
                     </w:p>
                   </w:txbxContent>
